--- a/por/docx/010.content.docx
+++ b/por/docx/010.content.docx
@@ -2427,7 +2427,31 @@
         <w:rPr>
           <w:lang w:val="pt_PT" w:bidi="pt_PT"/>
         </w:rPr>
-        <w:t>5.10–11,6.9,10.7</w:t>
+        <w:t>5.10–11</w:t>
+      </w:r>
+      <w:r>
+        <w:rPr>
+          <w:lang w:val="pt_PT" w:bidi="pt_PT"/>
+        </w:rPr>
+        <w:t>,</w:t>
+      </w:r>
+      <w:r>
+        <w:rPr>
+          <w:lang w:val="pt_PT" w:bidi="pt_PT"/>
+        </w:rPr>
+        <w:t>6.9</w:t>
+      </w:r>
+      <w:r>
+        <w:rPr>
+          <w:lang w:val="pt_PT" w:bidi="pt_PT"/>
+        </w:rPr>
+        <w:t>,</w:t>
+      </w:r>
+      <w:r>
+        <w:rPr>
+          <w:lang w:val="pt_PT" w:bidi="pt_PT"/>
+        </w:rPr>
+        <w:t>10.7</w:t>
       </w:r>
       <w:r>
         <w:rPr>

--- a/por/docx/010.content.docx
+++ b/por/docx/010.content.docx
@@ -12000,19 +12000,7 @@
         <w:rPr>
           <w:lang w:val="pt_PT" w:bidi="pt_PT"/>
         </w:rPr>
-        <w:t xml:space="preserve"> </w:t>
-      </w:r>
-      <w:r>
-        <w:rPr>
-          <w:lang w:val="pt_PT" w:bidi="pt_PT"/>
-        </w:rPr>
-        <w:t>“Seio de Abraão”</w:t>
-      </w:r>
-      <w:r>
-        <w:rPr>
-          <w:lang w:val="pt_PT" w:bidi="pt_PT"/>
-        </w:rPr>
-        <w:t xml:space="preserve">; </w:t>
+        <w:t xml:space="preserve"> “Seio de Abraão”; </w:t>
       </w:r>
       <w:r>
         <w:rPr>
